--- a/templates/04-chinh-sach-quy-trinh/quy-trinh-quan-ly-rui-ro.docx
+++ b/templates/04-chinh-sach-quy-trinh/quy-trinh-quan-ly-rui-ro.docx
@@ -354,6 +354,7 @@
           </w:tcPr>
           <w:p>
             <w:pPr>
+              <w:keepNext/>
               <w:spacing w:after="0" w:before="0" w:line="240" w:lineRule="auto"/>
               <w:jc w:val="center"/>
             </w:pPr>
@@ -391,6 +392,7 @@
           </w:tcPr>
           <w:p>
             <w:pPr>
+              <w:keepNext/>
               <w:spacing w:after="0" w:before="0" w:line="240" w:lineRule="auto"/>
               <w:jc w:val="center"/>
             </w:pPr>
@@ -428,6 +430,7 @@
           </w:tcPr>
           <w:p>
             <w:pPr>
+              <w:keepNext/>
               <w:spacing w:after="0" w:before="0" w:line="240" w:lineRule="auto"/>
               <w:jc w:val="center"/>
             </w:pPr>
@@ -470,6 +473,7 @@
           </w:tcPr>
           <w:p>
             <w:pPr>
+              <w:keepNext/>
               <w:spacing w:after="0" w:before="0" w:line="240" w:lineRule="auto"/>
               <w:jc w:val="left"/>
             </w:pPr>
@@ -506,6 +510,7 @@
           </w:tcPr>
           <w:p>
             <w:pPr>
+              <w:keepNext/>
               <w:spacing w:after="0" w:before="0" w:line="240" w:lineRule="auto"/>
               <w:jc w:val="left"/>
             </w:pPr>
@@ -542,6 +547,7 @@
           </w:tcPr>
           <w:p>
             <w:pPr>
+              <w:keepNext/>
               <w:spacing w:after="0" w:before="0" w:line="240" w:lineRule="auto"/>
               <w:jc w:val="left"/>
             </w:pPr>
@@ -584,6 +590,7 @@
           </w:tcPr>
           <w:p>
             <w:pPr>
+              <w:keepNext/>
               <w:spacing w:after="0" w:before="0" w:line="240" w:lineRule="auto"/>
               <w:jc w:val="left"/>
             </w:pPr>
@@ -620,6 +627,7 @@
           </w:tcPr>
           <w:p>
             <w:pPr>
+              <w:keepNext/>
               <w:spacing w:after="0" w:before="0" w:line="240" w:lineRule="auto"/>
               <w:jc w:val="left"/>
             </w:pPr>
@@ -656,6 +664,7 @@
           </w:tcPr>
           <w:p>
             <w:pPr>
+              <w:keepNext/>
               <w:spacing w:after="0" w:before="0" w:line="240" w:lineRule="auto"/>
               <w:jc w:val="left"/>
             </w:pPr>
@@ -698,6 +707,7 @@
           </w:tcPr>
           <w:p>
             <w:pPr>
+              <w:keepNext/>
               <w:spacing w:after="0" w:before="0" w:line="240" w:lineRule="auto"/>
               <w:jc w:val="left"/>
             </w:pPr>
@@ -734,6 +744,7 @@
           </w:tcPr>
           <w:p>
             <w:pPr>
+              <w:keepNext/>
               <w:spacing w:after="0" w:before="0" w:line="240" w:lineRule="auto"/>
               <w:jc w:val="left"/>
             </w:pPr>
@@ -770,6 +781,7 @@
           </w:tcPr>
           <w:p>
             <w:pPr>
+              <w:keepNext/>
               <w:spacing w:after="0" w:before="0" w:line="240" w:lineRule="auto"/>
               <w:jc w:val="left"/>
             </w:pPr>
@@ -800,6 +812,7 @@
           </w:tcPr>
           <w:p>
             <w:pPr>
+              <w:keepNext/>
               <w:spacing w:after="0" w:before="0" w:line="240" w:lineRule="auto"/>
               <w:jc w:val="left"/>
             </w:pPr>
@@ -836,6 +849,7 @@
           </w:tcPr>
           <w:p>
             <w:pPr>
+              <w:keepNext/>
               <w:spacing w:after="0" w:before="0" w:line="240" w:lineRule="auto"/>
               <w:jc w:val="left"/>
             </w:pPr>
@@ -872,6 +886,7 @@
           </w:tcPr>
           <w:p>
             <w:pPr>
+              <w:keepNext/>
               <w:spacing w:after="0" w:before="0" w:line="240" w:lineRule="auto"/>
               <w:jc w:val="left"/>
             </w:pPr>
@@ -914,6 +929,7 @@
           </w:tcPr>
           <w:p>
             <w:pPr>
+              <w:keepNext/>
               <w:spacing w:after="0" w:before="0" w:line="240" w:lineRule="auto"/>
               <w:jc w:val="left"/>
             </w:pPr>
@@ -950,6 +966,7 @@
           </w:tcPr>
           <w:p>
             <w:pPr>
+              <w:keepNext/>
               <w:spacing w:after="0" w:before="0" w:line="240" w:lineRule="auto"/>
               <w:jc w:val="left"/>
             </w:pPr>
@@ -986,6 +1003,7 @@
           </w:tcPr>
           <w:p>
             <w:pPr>
+              <w:keepNext/>
               <w:spacing w:after="0" w:before="0" w:line="240" w:lineRule="auto"/>
               <w:jc w:val="left"/>
             </w:pPr>
@@ -1016,6 +1034,7 @@
           </w:tcPr>
           <w:p>
             <w:pPr>
+              <w:keepNext/>
               <w:spacing w:after="0" w:before="0" w:line="240" w:lineRule="auto"/>
               <w:jc w:val="left"/>
             </w:pPr>
@@ -1052,6 +1071,7 @@
           </w:tcPr>
           <w:p>
             <w:pPr>
+              <w:keepNext/>
               <w:spacing w:after="0" w:before="0" w:line="240" w:lineRule="auto"/>
               <w:jc w:val="left"/>
             </w:pPr>
@@ -1088,6 +1108,7 @@
           </w:tcPr>
           <w:p>
             <w:pPr>
+              <w:keepNext/>
               <w:spacing w:after="0" w:before="0" w:line="240" w:lineRule="auto"/>
               <w:jc w:val="left"/>
             </w:pPr>
@@ -1155,6 +1176,7 @@
           </w:tcPr>
           <w:p>
             <w:pPr>
+              <w:keepNext w:val="false"/>
               <w:spacing w:after="0" w:before="0" w:line="240" w:lineRule="auto"/>
               <w:jc w:val="left"/>
             </w:pPr>
@@ -1191,6 +1213,7 @@
           </w:tcPr>
           <w:p>
             <w:pPr>
+              <w:keepNext w:val="false"/>
               <w:spacing w:after="0" w:before="0" w:line="240" w:lineRule="auto"/>
               <w:jc w:val="left"/>
             </w:pPr>
@@ -1227,6 +1250,7 @@
           </w:tcPr>
           <w:p>
             <w:pPr>
+              <w:keepNext w:val="false"/>
               <w:spacing w:after="0" w:before="0" w:line="240" w:lineRule="auto"/>
               <w:jc w:val="left"/>
             </w:pPr>
@@ -1322,6 +1346,7 @@
           </w:tcPr>
           <w:p>
             <w:pPr>
+              <w:keepNext/>
               <w:spacing w:after="0" w:before="0" w:line="240" w:lineRule="auto"/>
               <w:jc w:val="center"/>
             </w:pPr>
@@ -1359,6 +1384,7 @@
           </w:tcPr>
           <w:p>
             <w:pPr>
+              <w:keepNext/>
               <w:spacing w:after="0" w:before="0" w:line="240" w:lineRule="auto"/>
               <w:jc w:val="center"/>
             </w:pPr>
@@ -1396,6 +1422,7 @@
           </w:tcPr>
           <w:p>
             <w:pPr>
+              <w:keepNext/>
               <w:spacing w:after="0" w:before="0" w:line="240" w:lineRule="auto"/>
               <w:jc w:val="center"/>
             </w:pPr>
@@ -1433,6 +1460,7 @@
           </w:tcPr>
           <w:p>
             <w:pPr>
+              <w:keepNext/>
               <w:spacing w:after="0" w:before="0" w:line="240" w:lineRule="auto"/>
               <w:jc w:val="center"/>
             </w:pPr>
@@ -1475,6 +1503,7 @@
           </w:tcPr>
           <w:p>
             <w:pPr>
+              <w:keepNext/>
               <w:spacing w:after="0" w:before="0" w:line="240" w:lineRule="auto"/>
               <w:jc w:val="left"/>
             </w:pPr>
@@ -1511,6 +1540,7 @@
           </w:tcPr>
           <w:p>
             <w:pPr>
+              <w:keepNext/>
               <w:spacing w:after="0" w:before="0" w:line="240" w:lineRule="auto"/>
               <w:jc w:val="left"/>
             </w:pPr>
@@ -1547,6 +1577,7 @@
           </w:tcPr>
           <w:p>
             <w:pPr>
+              <w:keepNext/>
               <w:spacing w:after="0" w:before="0" w:line="240" w:lineRule="auto"/>
               <w:jc w:val="left"/>
             </w:pPr>
@@ -1583,6 +1614,7 @@
           </w:tcPr>
           <w:p>
             <w:pPr>
+              <w:keepNext/>
               <w:spacing w:after="0" w:before="0" w:line="240" w:lineRule="auto"/>
               <w:jc w:val="left"/>
             </w:pPr>
@@ -1625,6 +1657,7 @@
           </w:tcPr>
           <w:p>
             <w:pPr>
+              <w:keepNext/>
               <w:spacing w:after="0" w:before="0" w:line="240" w:lineRule="auto"/>
               <w:jc w:val="left"/>
             </w:pPr>
@@ -1661,6 +1694,7 @@
           </w:tcPr>
           <w:p>
             <w:pPr>
+              <w:keepNext/>
               <w:spacing w:after="0" w:before="0" w:line="240" w:lineRule="auto"/>
               <w:jc w:val="left"/>
             </w:pPr>
@@ -1697,6 +1731,7 @@
           </w:tcPr>
           <w:p>
             <w:pPr>
+              <w:keepNext/>
               <w:spacing w:after="0" w:before="0" w:line="240" w:lineRule="auto"/>
               <w:jc w:val="left"/>
             </w:pPr>
@@ -1733,6 +1768,7 @@
           </w:tcPr>
           <w:p>
             <w:pPr>
+              <w:keepNext/>
               <w:spacing w:after="0" w:before="0" w:line="240" w:lineRule="auto"/>
               <w:jc w:val="left"/>
             </w:pPr>
@@ -1775,6 +1811,7 @@
           </w:tcPr>
           <w:p>
             <w:pPr>
+              <w:keepNext/>
               <w:spacing w:after="0" w:before="0" w:line="240" w:lineRule="auto"/>
               <w:jc w:val="left"/>
             </w:pPr>
@@ -1811,6 +1848,7 @@
           </w:tcPr>
           <w:p>
             <w:pPr>
+              <w:keepNext/>
               <w:spacing w:after="0" w:before="0" w:line="240" w:lineRule="auto"/>
               <w:jc w:val="left"/>
             </w:pPr>
@@ -1871,6 +1909,7 @@
           </w:tcPr>
           <w:p>
             <w:pPr>
+              <w:keepNext/>
               <w:spacing w:after="0" w:before="0" w:line="240" w:lineRule="auto"/>
               <w:jc w:val="left"/>
             </w:pPr>
@@ -1907,6 +1946,7 @@
           </w:tcPr>
           <w:p>
             <w:pPr>
+              <w:keepNext/>
               <w:spacing w:after="0" w:before="0" w:line="240" w:lineRule="auto"/>
               <w:jc w:val="left"/>
             </w:pPr>
@@ -1949,6 +1989,7 @@
           </w:tcPr>
           <w:p>
             <w:pPr>
+              <w:keepNext/>
               <w:spacing w:after="0" w:before="0" w:line="240" w:lineRule="auto"/>
               <w:jc w:val="left"/>
             </w:pPr>
@@ -1985,6 +2026,7 @@
           </w:tcPr>
           <w:p>
             <w:pPr>
+              <w:keepNext/>
               <w:spacing w:after="0" w:before="0" w:line="240" w:lineRule="auto"/>
               <w:jc w:val="left"/>
             </w:pPr>
@@ -2021,6 +2063,7 @@
           </w:tcPr>
           <w:p>
             <w:pPr>
+              <w:keepNext/>
               <w:spacing w:after="0" w:before="0" w:line="240" w:lineRule="auto"/>
               <w:jc w:val="left"/>
             </w:pPr>
@@ -2057,6 +2100,7 @@
           </w:tcPr>
           <w:p>
             <w:pPr>
+              <w:keepNext/>
               <w:spacing w:after="0" w:before="0" w:line="240" w:lineRule="auto"/>
               <w:jc w:val="left"/>
             </w:pPr>
@@ -2099,6 +2143,7 @@
           </w:tcPr>
           <w:p>
             <w:pPr>
+              <w:keepNext/>
               <w:spacing w:after="0" w:before="0" w:line="240" w:lineRule="auto"/>
               <w:jc w:val="left"/>
             </w:pPr>
@@ -2135,6 +2180,7 @@
           </w:tcPr>
           <w:p>
             <w:pPr>
+              <w:keepNext/>
               <w:spacing w:after="0" w:before="0" w:line="240" w:lineRule="auto"/>
               <w:jc w:val="left"/>
             </w:pPr>
@@ -2171,6 +2217,7 @@
           </w:tcPr>
           <w:p>
             <w:pPr>
+              <w:keepNext/>
               <w:spacing w:after="0" w:before="0" w:line="240" w:lineRule="auto"/>
               <w:jc w:val="left"/>
             </w:pPr>
@@ -2207,6 +2254,7 @@
           </w:tcPr>
           <w:p>
             <w:pPr>
+              <w:keepNext/>
               <w:spacing w:after="0" w:before="0" w:line="240" w:lineRule="auto"/>
               <w:jc w:val="left"/>
             </w:pPr>
@@ -2249,6 +2297,7 @@
           </w:tcPr>
           <w:p>
             <w:pPr>
+              <w:keepNext/>
               <w:spacing w:after="0" w:before="0" w:line="240" w:lineRule="auto"/>
               <w:jc w:val="left"/>
             </w:pPr>
@@ -2285,6 +2334,7 @@
           </w:tcPr>
           <w:p>
             <w:pPr>
+              <w:keepNext/>
               <w:spacing w:after="0" w:before="0" w:line="240" w:lineRule="auto"/>
               <w:jc w:val="left"/>
             </w:pPr>
@@ -2321,6 +2371,7 @@
           </w:tcPr>
           <w:p>
             <w:pPr>
+              <w:keepNext/>
               <w:spacing w:after="0" w:before="0" w:line="240" w:lineRule="auto"/>
               <w:jc w:val="left"/>
             </w:pPr>
@@ -2357,6 +2408,7 @@
           </w:tcPr>
           <w:p>
             <w:pPr>
+              <w:keepNext/>
               <w:spacing w:after="0" w:before="0" w:line="240" w:lineRule="auto"/>
               <w:jc w:val="left"/>
             </w:pPr>
@@ -2399,6 +2451,7 @@
           </w:tcPr>
           <w:p>
             <w:pPr>
+              <w:keepNext w:val="false"/>
               <w:spacing w:after="0" w:before="0" w:line="240" w:lineRule="auto"/>
               <w:jc w:val="left"/>
             </w:pPr>
@@ -2435,6 +2488,7 @@
           </w:tcPr>
           <w:p>
             <w:pPr>
+              <w:keepNext w:val="false"/>
               <w:spacing w:after="0" w:before="0" w:line="240" w:lineRule="auto"/>
               <w:jc w:val="left"/>
             </w:pPr>
@@ -2471,6 +2525,7 @@
           </w:tcPr>
           <w:p>
             <w:pPr>
+              <w:keepNext w:val="false"/>
               <w:spacing w:after="0" w:before="0" w:line="240" w:lineRule="auto"/>
               <w:jc w:val="left"/>
             </w:pPr>
@@ -2507,6 +2562,7 @@
           </w:tcPr>
           <w:p>
             <w:pPr>
+              <w:keepNext w:val="false"/>
               <w:spacing w:after="0" w:before="0" w:line="240" w:lineRule="auto"/>
               <w:jc w:val="left"/>
             </w:pPr>
@@ -2594,6 +2650,7 @@
           </w:tcPr>
           <w:p>
             <w:pPr>
+              <w:keepNext/>
               <w:spacing w:after="0" w:before="0" w:line="240" w:lineRule="auto"/>
               <w:jc w:val="center"/>
             </w:pPr>
@@ -2631,6 +2688,7 @@
           </w:tcPr>
           <w:p>
             <w:pPr>
+              <w:keepNext/>
               <w:spacing w:after="0" w:before="0" w:line="240" w:lineRule="auto"/>
               <w:jc w:val="center"/>
             </w:pPr>
@@ -2673,6 +2731,7 @@
           </w:tcPr>
           <w:p>
             <w:pPr>
+              <w:keepNext/>
               <w:spacing w:after="0" w:before="0" w:line="240" w:lineRule="auto"/>
               <w:jc w:val="left"/>
             </w:pPr>
@@ -2709,6 +2768,7 @@
           </w:tcPr>
           <w:p>
             <w:pPr>
+              <w:keepNext/>
               <w:spacing w:after="0" w:before="0" w:line="240" w:lineRule="auto"/>
               <w:jc w:val="left"/>
             </w:pPr>
@@ -2751,6 +2811,7 @@
           </w:tcPr>
           <w:p>
             <w:pPr>
+              <w:keepNext/>
               <w:spacing w:after="0" w:before="0" w:line="240" w:lineRule="auto"/>
               <w:jc w:val="left"/>
             </w:pPr>
@@ -2787,6 +2848,7 @@
           </w:tcPr>
           <w:p>
             <w:pPr>
+              <w:keepNext/>
               <w:spacing w:after="0" w:before="0" w:line="240" w:lineRule="auto"/>
               <w:jc w:val="left"/>
             </w:pPr>
@@ -2829,6 +2891,7 @@
           </w:tcPr>
           <w:p>
             <w:pPr>
+              <w:keepNext/>
               <w:spacing w:after="0" w:before="0" w:line="240" w:lineRule="auto"/>
               <w:jc w:val="left"/>
             </w:pPr>
@@ -2865,6 +2928,7 @@
           </w:tcPr>
           <w:p>
             <w:pPr>
+              <w:keepNext/>
               <w:spacing w:after="0" w:before="0" w:line="240" w:lineRule="auto"/>
               <w:jc w:val="left"/>
             </w:pPr>
@@ -2907,6 +2971,7 @@
           </w:tcPr>
           <w:p>
             <w:pPr>
+              <w:keepNext/>
               <w:spacing w:after="0" w:before="0" w:line="240" w:lineRule="auto"/>
               <w:jc w:val="left"/>
             </w:pPr>
@@ -2955,6 +3020,7 @@
           </w:tcPr>
           <w:p>
             <w:pPr>
+              <w:keepNext/>
               <w:spacing w:after="0" w:before="0" w:line="240" w:lineRule="auto"/>
               <w:jc w:val="left"/>
             </w:pPr>
@@ -2997,6 +3063,7 @@
           </w:tcPr>
           <w:p>
             <w:pPr>
+              <w:keepNext w:val="false"/>
               <w:spacing w:after="0" w:before="0" w:line="240" w:lineRule="auto"/>
               <w:jc w:val="left"/>
             </w:pPr>
@@ -3033,6 +3100,7 @@
           </w:tcPr>
           <w:p>
             <w:pPr>
+              <w:keepNext w:val="false"/>
               <w:spacing w:after="0" w:before="0" w:line="240" w:lineRule="auto"/>
               <w:jc w:val="left"/>
             </w:pPr>
@@ -3348,9 +3416,9 @@
       </w:tblPr>
       <w:tblGrid>
         <w:gridCol w:w="672"/>
-        <w:gridCol w:w="2525"/>
-        <w:gridCol w:w="3259"/>
-        <w:gridCol w:w="2569"/>
+        <w:gridCol w:w="2488"/>
+        <w:gridCol w:w="3513"/>
+        <w:gridCol w:w="2352"/>
       </w:tblGrid>
       <w:tr>
         <w:trPr>
@@ -3377,6 +3445,7 @@
           </w:tcPr>
           <w:p>
             <w:pPr>
+              <w:keepNext/>
               <w:spacing w:after="0" w:before="0" w:line="240" w:lineRule="auto"/>
               <w:jc w:val="center"/>
             </w:pPr>
@@ -3396,7 +3465,7 @@
         </w:tc>
         <w:tc>
           <w:tcPr>
-            <w:tcW w:type="dxa" w:w="2525"/>
+            <w:tcW w:type="dxa" w:w="2488"/>
             <w:tcBorders>
               <w:top w:val="single" w:color="000000" w:sz="4"/>
               <w:left w:val="single" w:color="000000" w:sz="4"/>
@@ -3414,6 +3483,7 @@
           </w:tcPr>
           <w:p>
             <w:pPr>
+              <w:keepNext/>
               <w:spacing w:after="0" w:before="0" w:line="240" w:lineRule="auto"/>
               <w:jc w:val="center"/>
             </w:pPr>
@@ -3433,7 +3503,7 @@
         </w:tc>
         <w:tc>
           <w:tcPr>
-            <w:tcW w:type="dxa" w:w="3259"/>
+            <w:tcW w:type="dxa" w:w="3513"/>
             <w:tcBorders>
               <w:top w:val="single" w:color="000000" w:sz="4"/>
               <w:left w:val="single" w:color="000000" w:sz="4"/>
@@ -3451,6 +3521,7 @@
           </w:tcPr>
           <w:p>
             <w:pPr>
+              <w:keepNext/>
               <w:spacing w:after="0" w:before="0" w:line="240" w:lineRule="auto"/>
               <w:jc w:val="center"/>
             </w:pPr>
@@ -3470,7 +3541,7 @@
         </w:tc>
         <w:tc>
           <w:tcPr>
-            <w:tcW w:type="dxa" w:w="2569"/>
+            <w:tcW w:type="dxa" w:w="2352"/>
             <w:tcBorders>
               <w:top w:val="single" w:color="000000" w:sz="4"/>
               <w:left w:val="single" w:color="000000" w:sz="4"/>
@@ -3488,6 +3559,7 @@
           </w:tcPr>
           <w:p>
             <w:pPr>
+              <w:keepNext/>
               <w:spacing w:after="0" w:before="0" w:line="240" w:lineRule="auto"/>
               <w:jc w:val="center"/>
             </w:pPr>
@@ -3530,6 +3602,7 @@
           </w:tcPr>
           <w:p>
             <w:pPr>
+              <w:keepNext/>
               <w:spacing w:after="0" w:before="0" w:line="240" w:lineRule="auto"/>
               <w:jc w:val="left"/>
             </w:pPr>
@@ -3549,23 +3622,24 @@
         </w:tc>
         <w:tc>
           <w:tcPr>
-            <w:tcW w:type="dxa" w:w="2525"/>
-            <w:tcBorders>
-              <w:top w:val="single" w:color="000000" w:sz="4"/>
-              <w:left w:val="single" w:color="000000" w:sz="4"/>
-              <w:bottom w:val="single" w:color="000000" w:sz="4"/>
-              <w:right w:val="single" w:color="000000" w:sz="4"/>
-            </w:tcBorders>
-            <w:tcMar>
-              <w:top w:type="dxa" w:w="30"/>
-              <w:left w:type="dxa" w:w="70"/>
-              <w:bottom w:type="dxa" w:w="30"/>
-              <w:right w:type="dxa" w:w="70"/>
-            </w:tcMar>
-            <w:vAlign w:val="center"/>
-          </w:tcPr>
-          <w:p>
-            <w:pPr>
+            <w:tcW w:type="dxa" w:w="2488"/>
+            <w:tcBorders>
+              <w:top w:val="single" w:color="000000" w:sz="4"/>
+              <w:left w:val="single" w:color="000000" w:sz="4"/>
+              <w:bottom w:val="single" w:color="000000" w:sz="4"/>
+              <w:right w:val="single" w:color="000000" w:sz="4"/>
+            </w:tcBorders>
+            <w:tcMar>
+              <w:top w:type="dxa" w:w="30"/>
+              <w:left w:type="dxa" w:w="70"/>
+              <w:bottom w:type="dxa" w:w="30"/>
+              <w:right w:type="dxa" w:w="70"/>
+            </w:tcMar>
+            <w:vAlign w:val="center"/>
+          </w:tcPr>
+          <w:p>
+            <w:pPr>
+              <w:keepNext/>
               <w:spacing w:after="0" w:before="0" w:line="240" w:lineRule="auto"/>
               <w:jc w:val="left"/>
             </w:pPr>
@@ -3585,23 +3659,24 @@
         </w:tc>
         <w:tc>
           <w:tcPr>
-            <w:tcW w:type="dxa" w:w="3259"/>
-            <w:tcBorders>
-              <w:top w:val="single" w:color="000000" w:sz="4"/>
-              <w:left w:val="single" w:color="000000" w:sz="4"/>
-              <w:bottom w:val="single" w:color="000000" w:sz="4"/>
-              <w:right w:val="single" w:color="000000" w:sz="4"/>
-            </w:tcBorders>
-            <w:tcMar>
-              <w:top w:type="dxa" w:w="30"/>
-              <w:left w:type="dxa" w:w="70"/>
-              <w:bottom w:type="dxa" w:w="30"/>
-              <w:right w:type="dxa" w:w="70"/>
-            </w:tcMar>
-            <w:vAlign w:val="center"/>
-          </w:tcPr>
-          <w:p>
-            <w:pPr>
+            <w:tcW w:type="dxa" w:w="3513"/>
+            <w:tcBorders>
+              <w:top w:val="single" w:color="000000" w:sz="4"/>
+              <w:left w:val="single" w:color="000000" w:sz="4"/>
+              <w:bottom w:val="single" w:color="000000" w:sz="4"/>
+              <w:right w:val="single" w:color="000000" w:sz="4"/>
+            </w:tcBorders>
+            <w:tcMar>
+              <w:top w:type="dxa" w:w="30"/>
+              <w:left w:type="dxa" w:w="70"/>
+              <w:bottom w:type="dxa" w:w="30"/>
+              <w:right w:type="dxa" w:w="70"/>
+            </w:tcMar>
+            <w:vAlign w:val="center"/>
+          </w:tcPr>
+          <w:p>
+            <w:pPr>
+              <w:keepNext/>
               <w:spacing w:after="0" w:before="0" w:line="240" w:lineRule="auto"/>
               <w:jc w:val="left"/>
             </w:pPr>
@@ -3621,23 +3696,24 @@
         </w:tc>
         <w:tc>
           <w:tcPr>
-            <w:tcW w:type="dxa" w:w="2569"/>
-            <w:tcBorders>
-              <w:top w:val="single" w:color="000000" w:sz="4"/>
-              <w:left w:val="single" w:color="000000" w:sz="4"/>
-              <w:bottom w:val="single" w:color="000000" w:sz="4"/>
-              <w:right w:val="single" w:color="000000" w:sz="4"/>
-            </w:tcBorders>
-            <w:tcMar>
-              <w:top w:type="dxa" w:w="30"/>
-              <w:left w:type="dxa" w:w="70"/>
-              <w:bottom w:type="dxa" w:w="30"/>
-              <w:right w:type="dxa" w:w="70"/>
-            </w:tcMar>
-            <w:vAlign w:val="center"/>
-          </w:tcPr>
-          <w:p>
-            <w:pPr>
+            <w:tcW w:type="dxa" w:w="2352"/>
+            <w:tcBorders>
+              <w:top w:val="single" w:color="000000" w:sz="4"/>
+              <w:left w:val="single" w:color="000000" w:sz="4"/>
+              <w:bottom w:val="single" w:color="000000" w:sz="4"/>
+              <w:right w:val="single" w:color="000000" w:sz="4"/>
+            </w:tcBorders>
+            <w:tcMar>
+              <w:top w:type="dxa" w:w="30"/>
+              <w:left w:type="dxa" w:w="70"/>
+              <w:bottom w:type="dxa" w:w="30"/>
+              <w:right w:type="dxa" w:w="70"/>
+            </w:tcMar>
+            <w:vAlign w:val="center"/>
+          </w:tcPr>
+          <w:p>
+            <w:pPr>
+              <w:keepNext/>
               <w:spacing w:after="0" w:before="0" w:line="240" w:lineRule="auto"/>
               <w:jc w:val="left"/>
             </w:pPr>
@@ -3680,6 +3756,7 @@
           </w:tcPr>
           <w:p>
             <w:pPr>
+              <w:keepNext/>
               <w:spacing w:after="0" w:before="0" w:line="240" w:lineRule="auto"/>
               <w:jc w:val="left"/>
             </w:pPr>
@@ -3699,23 +3776,24 @@
         </w:tc>
         <w:tc>
           <w:tcPr>
-            <w:tcW w:type="dxa" w:w="2525"/>
-            <w:tcBorders>
-              <w:top w:val="single" w:color="000000" w:sz="4"/>
-              <w:left w:val="single" w:color="000000" w:sz="4"/>
-              <w:bottom w:val="single" w:color="000000" w:sz="4"/>
-              <w:right w:val="single" w:color="000000" w:sz="4"/>
-            </w:tcBorders>
-            <w:tcMar>
-              <w:top w:type="dxa" w:w="30"/>
-              <w:left w:type="dxa" w:w="70"/>
-              <w:bottom w:type="dxa" w:w="30"/>
-              <w:right w:type="dxa" w:w="70"/>
-            </w:tcMar>
-            <w:vAlign w:val="center"/>
-          </w:tcPr>
-          <w:p>
-            <w:pPr>
+            <w:tcW w:type="dxa" w:w="2488"/>
+            <w:tcBorders>
+              <w:top w:val="single" w:color="000000" w:sz="4"/>
+              <w:left w:val="single" w:color="000000" w:sz="4"/>
+              <w:bottom w:val="single" w:color="000000" w:sz="4"/>
+              <w:right w:val="single" w:color="000000" w:sz="4"/>
+            </w:tcBorders>
+            <w:tcMar>
+              <w:top w:type="dxa" w:w="30"/>
+              <w:left w:type="dxa" w:w="70"/>
+              <w:bottom w:type="dxa" w:w="30"/>
+              <w:right w:type="dxa" w:w="70"/>
+            </w:tcMar>
+            <w:vAlign w:val="center"/>
+          </w:tcPr>
+          <w:p>
+            <w:pPr>
+              <w:keepNext/>
               <w:spacing w:after="0" w:before="0" w:line="240" w:lineRule="auto"/>
               <w:jc w:val="left"/>
             </w:pPr>
@@ -3735,23 +3813,24 @@
         </w:tc>
         <w:tc>
           <w:tcPr>
-            <w:tcW w:type="dxa" w:w="3259"/>
-            <w:tcBorders>
-              <w:top w:val="single" w:color="000000" w:sz="4"/>
-              <w:left w:val="single" w:color="000000" w:sz="4"/>
-              <w:bottom w:val="single" w:color="000000" w:sz="4"/>
-              <w:right w:val="single" w:color="000000" w:sz="4"/>
-            </w:tcBorders>
-            <w:tcMar>
-              <w:top w:type="dxa" w:w="30"/>
-              <w:left w:type="dxa" w:w="70"/>
-              <w:bottom w:type="dxa" w:w="30"/>
-              <w:right w:type="dxa" w:w="70"/>
-            </w:tcMar>
-            <w:vAlign w:val="center"/>
-          </w:tcPr>
-          <w:p>
-            <w:pPr>
+            <w:tcW w:type="dxa" w:w="3513"/>
+            <w:tcBorders>
+              <w:top w:val="single" w:color="000000" w:sz="4"/>
+              <w:left w:val="single" w:color="000000" w:sz="4"/>
+              <w:bottom w:val="single" w:color="000000" w:sz="4"/>
+              <w:right w:val="single" w:color="000000" w:sz="4"/>
+            </w:tcBorders>
+            <w:tcMar>
+              <w:top w:type="dxa" w:w="30"/>
+              <w:left w:type="dxa" w:w="70"/>
+              <w:bottom w:type="dxa" w:w="30"/>
+              <w:right w:type="dxa" w:w="70"/>
+            </w:tcMar>
+            <w:vAlign w:val="center"/>
+          </w:tcPr>
+          <w:p>
+            <w:pPr>
+              <w:keepNext/>
               <w:spacing w:after="0" w:before="0" w:line="240" w:lineRule="auto"/>
               <w:jc w:val="left"/>
             </w:pPr>
@@ -3771,23 +3850,24 @@
         </w:tc>
         <w:tc>
           <w:tcPr>
-            <w:tcW w:type="dxa" w:w="2569"/>
-            <w:tcBorders>
-              <w:top w:val="single" w:color="000000" w:sz="4"/>
-              <w:left w:val="single" w:color="000000" w:sz="4"/>
-              <w:bottom w:val="single" w:color="000000" w:sz="4"/>
-              <w:right w:val="single" w:color="000000" w:sz="4"/>
-            </w:tcBorders>
-            <w:tcMar>
-              <w:top w:type="dxa" w:w="30"/>
-              <w:left w:type="dxa" w:w="70"/>
-              <w:bottom w:type="dxa" w:w="30"/>
-              <w:right w:type="dxa" w:w="70"/>
-            </w:tcMar>
-            <w:vAlign w:val="center"/>
-          </w:tcPr>
-          <w:p>
-            <w:pPr>
+            <w:tcW w:type="dxa" w:w="2352"/>
+            <w:tcBorders>
+              <w:top w:val="single" w:color="000000" w:sz="4"/>
+              <w:left w:val="single" w:color="000000" w:sz="4"/>
+              <w:bottom w:val="single" w:color="000000" w:sz="4"/>
+              <w:right w:val="single" w:color="000000" w:sz="4"/>
+            </w:tcBorders>
+            <w:tcMar>
+              <w:top w:type="dxa" w:w="30"/>
+              <w:left w:type="dxa" w:w="70"/>
+              <w:bottom w:type="dxa" w:w="30"/>
+              <w:right w:type="dxa" w:w="70"/>
+            </w:tcMar>
+            <w:vAlign w:val="center"/>
+          </w:tcPr>
+          <w:p>
+            <w:pPr>
+              <w:keepNext/>
               <w:spacing w:after="0" w:before="0" w:line="240" w:lineRule="auto"/>
               <w:jc w:val="left"/>
             </w:pPr>
@@ -3830,6 +3910,7 @@
           </w:tcPr>
           <w:p>
             <w:pPr>
+              <w:keepNext/>
               <w:spacing w:after="0" w:before="0" w:line="240" w:lineRule="auto"/>
               <w:jc w:val="left"/>
             </w:pPr>
@@ -3849,23 +3930,24 @@
         </w:tc>
         <w:tc>
           <w:tcPr>
-            <w:tcW w:type="dxa" w:w="2525"/>
-            <w:tcBorders>
-              <w:top w:val="single" w:color="000000" w:sz="4"/>
-              <w:left w:val="single" w:color="000000" w:sz="4"/>
-              <w:bottom w:val="single" w:color="000000" w:sz="4"/>
-              <w:right w:val="single" w:color="000000" w:sz="4"/>
-            </w:tcBorders>
-            <w:tcMar>
-              <w:top w:type="dxa" w:w="30"/>
-              <w:left w:type="dxa" w:w="70"/>
-              <w:bottom w:type="dxa" w:w="30"/>
-              <w:right w:type="dxa" w:w="70"/>
-            </w:tcMar>
-            <w:vAlign w:val="center"/>
-          </w:tcPr>
-          <w:p>
-            <w:pPr>
+            <w:tcW w:type="dxa" w:w="2488"/>
+            <w:tcBorders>
+              <w:top w:val="single" w:color="000000" w:sz="4"/>
+              <w:left w:val="single" w:color="000000" w:sz="4"/>
+              <w:bottom w:val="single" w:color="000000" w:sz="4"/>
+              <w:right w:val="single" w:color="000000" w:sz="4"/>
+            </w:tcBorders>
+            <w:tcMar>
+              <w:top w:type="dxa" w:w="30"/>
+              <w:left w:type="dxa" w:w="70"/>
+              <w:bottom w:type="dxa" w:w="30"/>
+              <w:right w:type="dxa" w:w="70"/>
+            </w:tcMar>
+            <w:vAlign w:val="center"/>
+          </w:tcPr>
+          <w:p>
+            <w:pPr>
+              <w:keepNext/>
               <w:spacing w:after="0" w:before="0" w:line="240" w:lineRule="auto"/>
               <w:jc w:val="left"/>
             </w:pPr>
@@ -3885,23 +3967,24 @@
         </w:tc>
         <w:tc>
           <w:tcPr>
-            <w:tcW w:type="dxa" w:w="3259"/>
-            <w:tcBorders>
-              <w:top w:val="single" w:color="000000" w:sz="4"/>
-              <w:left w:val="single" w:color="000000" w:sz="4"/>
-              <w:bottom w:val="single" w:color="000000" w:sz="4"/>
-              <w:right w:val="single" w:color="000000" w:sz="4"/>
-            </w:tcBorders>
-            <w:tcMar>
-              <w:top w:type="dxa" w:w="30"/>
-              <w:left w:type="dxa" w:w="70"/>
-              <w:bottom w:type="dxa" w:w="30"/>
-              <w:right w:type="dxa" w:w="70"/>
-            </w:tcMar>
-            <w:vAlign w:val="center"/>
-          </w:tcPr>
-          <w:p>
-            <w:pPr>
+            <w:tcW w:type="dxa" w:w="3513"/>
+            <w:tcBorders>
+              <w:top w:val="single" w:color="000000" w:sz="4"/>
+              <w:left w:val="single" w:color="000000" w:sz="4"/>
+              <w:bottom w:val="single" w:color="000000" w:sz="4"/>
+              <w:right w:val="single" w:color="000000" w:sz="4"/>
+            </w:tcBorders>
+            <w:tcMar>
+              <w:top w:type="dxa" w:w="30"/>
+              <w:left w:type="dxa" w:w="70"/>
+              <w:bottom w:type="dxa" w:w="30"/>
+              <w:right w:type="dxa" w:w="70"/>
+            </w:tcMar>
+            <w:vAlign w:val="center"/>
+          </w:tcPr>
+          <w:p>
+            <w:pPr>
+              <w:keepNext/>
               <w:spacing w:after="0" w:before="0" w:line="240" w:lineRule="auto"/>
               <w:jc w:val="left"/>
             </w:pPr>
@@ -3921,23 +4004,24 @@
         </w:tc>
         <w:tc>
           <w:tcPr>
-            <w:tcW w:type="dxa" w:w="2569"/>
-            <w:tcBorders>
-              <w:top w:val="single" w:color="000000" w:sz="4"/>
-              <w:left w:val="single" w:color="000000" w:sz="4"/>
-              <w:bottom w:val="single" w:color="000000" w:sz="4"/>
-              <w:right w:val="single" w:color="000000" w:sz="4"/>
-            </w:tcBorders>
-            <w:tcMar>
-              <w:top w:type="dxa" w:w="30"/>
-              <w:left w:type="dxa" w:w="70"/>
-              <w:bottom w:type="dxa" w:w="30"/>
-              <w:right w:type="dxa" w:w="70"/>
-            </w:tcMar>
-            <w:vAlign w:val="center"/>
-          </w:tcPr>
-          <w:p>
-            <w:pPr>
+            <w:tcW w:type="dxa" w:w="2352"/>
+            <w:tcBorders>
+              <w:top w:val="single" w:color="000000" w:sz="4"/>
+              <w:left w:val="single" w:color="000000" w:sz="4"/>
+              <w:bottom w:val="single" w:color="000000" w:sz="4"/>
+              <w:right w:val="single" w:color="000000" w:sz="4"/>
+            </w:tcBorders>
+            <w:tcMar>
+              <w:top w:type="dxa" w:w="30"/>
+              <w:left w:type="dxa" w:w="70"/>
+              <w:bottom w:type="dxa" w:w="30"/>
+              <w:right w:type="dxa" w:w="70"/>
+            </w:tcMar>
+            <w:vAlign w:val="center"/>
+          </w:tcPr>
+          <w:p>
+            <w:pPr>
+              <w:keepNext/>
               <w:spacing w:after="0" w:before="0" w:line="240" w:lineRule="auto"/>
               <w:jc w:val="left"/>
             </w:pPr>
@@ -3980,6 +4064,7 @@
           </w:tcPr>
           <w:p>
             <w:pPr>
+              <w:keepNext/>
               <w:spacing w:after="0" w:before="0" w:line="240" w:lineRule="auto"/>
               <w:jc w:val="left"/>
             </w:pPr>
@@ -3999,23 +4084,24 @@
         </w:tc>
         <w:tc>
           <w:tcPr>
-            <w:tcW w:type="dxa" w:w="2525"/>
-            <w:tcBorders>
-              <w:top w:val="single" w:color="000000" w:sz="4"/>
-              <w:left w:val="single" w:color="000000" w:sz="4"/>
-              <w:bottom w:val="single" w:color="000000" w:sz="4"/>
-              <w:right w:val="single" w:color="000000" w:sz="4"/>
-            </w:tcBorders>
-            <w:tcMar>
-              <w:top w:type="dxa" w:w="30"/>
-              <w:left w:type="dxa" w:w="70"/>
-              <w:bottom w:type="dxa" w:w="30"/>
-              <w:right w:type="dxa" w:w="70"/>
-            </w:tcMar>
-            <w:vAlign w:val="center"/>
-          </w:tcPr>
-          <w:p>
-            <w:pPr>
+            <w:tcW w:type="dxa" w:w="2488"/>
+            <w:tcBorders>
+              <w:top w:val="single" w:color="000000" w:sz="4"/>
+              <w:left w:val="single" w:color="000000" w:sz="4"/>
+              <w:bottom w:val="single" w:color="000000" w:sz="4"/>
+              <w:right w:val="single" w:color="000000" w:sz="4"/>
+            </w:tcBorders>
+            <w:tcMar>
+              <w:top w:type="dxa" w:w="30"/>
+              <w:left w:type="dxa" w:w="70"/>
+              <w:bottom w:type="dxa" w:w="30"/>
+              <w:right w:type="dxa" w:w="70"/>
+            </w:tcMar>
+            <w:vAlign w:val="center"/>
+          </w:tcPr>
+          <w:p>
+            <w:pPr>
+              <w:keepNext/>
               <w:spacing w:after="0" w:before="0" w:line="240" w:lineRule="auto"/>
               <w:jc w:val="left"/>
             </w:pPr>
@@ -4035,23 +4121,24 @@
         </w:tc>
         <w:tc>
           <w:tcPr>
-            <w:tcW w:type="dxa" w:w="3259"/>
-            <w:tcBorders>
-              <w:top w:val="single" w:color="000000" w:sz="4"/>
-              <w:left w:val="single" w:color="000000" w:sz="4"/>
-              <w:bottom w:val="single" w:color="000000" w:sz="4"/>
-              <w:right w:val="single" w:color="000000" w:sz="4"/>
-            </w:tcBorders>
-            <w:tcMar>
-              <w:top w:type="dxa" w:w="30"/>
-              <w:left w:type="dxa" w:w="70"/>
-              <w:bottom w:type="dxa" w:w="30"/>
-              <w:right w:type="dxa" w:w="70"/>
-            </w:tcMar>
-            <w:vAlign w:val="center"/>
-          </w:tcPr>
-          <w:p>
-            <w:pPr>
+            <w:tcW w:type="dxa" w:w="3513"/>
+            <w:tcBorders>
+              <w:top w:val="single" w:color="000000" w:sz="4"/>
+              <w:left w:val="single" w:color="000000" w:sz="4"/>
+              <w:bottom w:val="single" w:color="000000" w:sz="4"/>
+              <w:right w:val="single" w:color="000000" w:sz="4"/>
+            </w:tcBorders>
+            <w:tcMar>
+              <w:top w:type="dxa" w:w="30"/>
+              <w:left w:type="dxa" w:w="70"/>
+              <w:bottom w:type="dxa" w:w="30"/>
+              <w:right w:type="dxa" w:w="70"/>
+            </w:tcMar>
+            <w:vAlign w:val="center"/>
+          </w:tcPr>
+          <w:p>
+            <w:pPr>
+              <w:keepNext/>
               <w:spacing w:after="0" w:before="0" w:line="240" w:lineRule="auto"/>
               <w:jc w:val="left"/>
             </w:pPr>
@@ -4071,23 +4158,24 @@
         </w:tc>
         <w:tc>
           <w:tcPr>
-            <w:tcW w:type="dxa" w:w="2569"/>
-            <w:tcBorders>
-              <w:top w:val="single" w:color="000000" w:sz="4"/>
-              <w:left w:val="single" w:color="000000" w:sz="4"/>
-              <w:bottom w:val="single" w:color="000000" w:sz="4"/>
-              <w:right w:val="single" w:color="000000" w:sz="4"/>
-            </w:tcBorders>
-            <w:tcMar>
-              <w:top w:type="dxa" w:w="30"/>
-              <w:left w:type="dxa" w:w="70"/>
-              <w:bottom w:type="dxa" w:w="30"/>
-              <w:right w:type="dxa" w:w="70"/>
-            </w:tcMar>
-            <w:vAlign w:val="center"/>
-          </w:tcPr>
-          <w:p>
-            <w:pPr>
+            <w:tcW w:type="dxa" w:w="2352"/>
+            <w:tcBorders>
+              <w:top w:val="single" w:color="000000" w:sz="4"/>
+              <w:left w:val="single" w:color="000000" w:sz="4"/>
+              <w:bottom w:val="single" w:color="000000" w:sz="4"/>
+              <w:right w:val="single" w:color="000000" w:sz="4"/>
+            </w:tcBorders>
+            <w:tcMar>
+              <w:top w:type="dxa" w:w="30"/>
+              <w:left w:type="dxa" w:w="70"/>
+              <w:bottom w:type="dxa" w:w="30"/>
+              <w:right w:type="dxa" w:w="70"/>
+            </w:tcMar>
+            <w:vAlign w:val="center"/>
+          </w:tcPr>
+          <w:p>
+            <w:pPr>
+              <w:keepNext/>
               <w:spacing w:after="0" w:before="0" w:line="240" w:lineRule="auto"/>
               <w:jc w:val="left"/>
             </w:pPr>
@@ -4130,6 +4218,7 @@
           </w:tcPr>
           <w:p>
             <w:pPr>
+              <w:keepNext w:val="false"/>
               <w:spacing w:after="0" w:before="0" w:line="240" w:lineRule="auto"/>
               <w:jc w:val="left"/>
             </w:pPr>
@@ -4149,23 +4238,24 @@
         </w:tc>
         <w:tc>
           <w:tcPr>
-            <w:tcW w:type="dxa" w:w="2525"/>
-            <w:tcBorders>
-              <w:top w:val="single" w:color="000000" w:sz="4"/>
-              <w:left w:val="single" w:color="000000" w:sz="4"/>
-              <w:bottom w:val="single" w:color="000000" w:sz="4"/>
-              <w:right w:val="single" w:color="000000" w:sz="4"/>
-            </w:tcBorders>
-            <w:tcMar>
-              <w:top w:type="dxa" w:w="30"/>
-              <w:left w:type="dxa" w:w="70"/>
-              <w:bottom w:type="dxa" w:w="30"/>
-              <w:right w:type="dxa" w:w="70"/>
-            </w:tcMar>
-            <w:vAlign w:val="center"/>
-          </w:tcPr>
-          <w:p>
-            <w:pPr>
+            <w:tcW w:type="dxa" w:w="2488"/>
+            <w:tcBorders>
+              <w:top w:val="single" w:color="000000" w:sz="4"/>
+              <w:left w:val="single" w:color="000000" w:sz="4"/>
+              <w:bottom w:val="single" w:color="000000" w:sz="4"/>
+              <w:right w:val="single" w:color="000000" w:sz="4"/>
+            </w:tcBorders>
+            <w:tcMar>
+              <w:top w:type="dxa" w:w="30"/>
+              <w:left w:type="dxa" w:w="70"/>
+              <w:bottom w:type="dxa" w:w="30"/>
+              <w:right w:type="dxa" w:w="70"/>
+            </w:tcMar>
+            <w:vAlign w:val="center"/>
+          </w:tcPr>
+          <w:p>
+            <w:pPr>
+              <w:keepNext w:val="false"/>
               <w:spacing w:after="0" w:before="0" w:line="240" w:lineRule="auto"/>
               <w:jc w:val="left"/>
             </w:pPr>
@@ -4185,23 +4275,24 @@
         </w:tc>
         <w:tc>
           <w:tcPr>
-            <w:tcW w:type="dxa" w:w="3259"/>
-            <w:tcBorders>
-              <w:top w:val="single" w:color="000000" w:sz="4"/>
-              <w:left w:val="single" w:color="000000" w:sz="4"/>
-              <w:bottom w:val="single" w:color="000000" w:sz="4"/>
-              <w:right w:val="single" w:color="000000" w:sz="4"/>
-            </w:tcBorders>
-            <w:tcMar>
-              <w:top w:type="dxa" w:w="30"/>
-              <w:left w:type="dxa" w:w="70"/>
-              <w:bottom w:type="dxa" w:w="30"/>
-              <w:right w:type="dxa" w:w="70"/>
-            </w:tcMar>
-            <w:vAlign w:val="center"/>
-          </w:tcPr>
-          <w:p>
-            <w:pPr>
+            <w:tcW w:type="dxa" w:w="3513"/>
+            <w:tcBorders>
+              <w:top w:val="single" w:color="000000" w:sz="4"/>
+              <w:left w:val="single" w:color="000000" w:sz="4"/>
+              <w:bottom w:val="single" w:color="000000" w:sz="4"/>
+              <w:right w:val="single" w:color="000000" w:sz="4"/>
+            </w:tcBorders>
+            <w:tcMar>
+              <w:top w:type="dxa" w:w="30"/>
+              <w:left w:type="dxa" w:w="70"/>
+              <w:bottom w:type="dxa" w:w="30"/>
+              <w:right w:type="dxa" w:w="70"/>
+            </w:tcMar>
+            <w:vAlign w:val="center"/>
+          </w:tcPr>
+          <w:p>
+            <w:pPr>
+              <w:keepNext w:val="false"/>
               <w:spacing w:after="0" w:before="0" w:line="240" w:lineRule="auto"/>
               <w:jc w:val="left"/>
             </w:pPr>
@@ -4221,23 +4312,24 @@
         </w:tc>
         <w:tc>
           <w:tcPr>
-            <w:tcW w:type="dxa" w:w="2569"/>
-            <w:tcBorders>
-              <w:top w:val="single" w:color="000000" w:sz="4"/>
-              <w:left w:val="single" w:color="000000" w:sz="4"/>
-              <w:bottom w:val="single" w:color="000000" w:sz="4"/>
-              <w:right w:val="single" w:color="000000" w:sz="4"/>
-            </w:tcBorders>
-            <w:tcMar>
-              <w:top w:type="dxa" w:w="30"/>
-              <w:left w:type="dxa" w:w="70"/>
-              <w:bottom w:type="dxa" w:w="30"/>
-              <w:right w:type="dxa" w:w="70"/>
-            </w:tcMar>
-            <w:vAlign w:val="center"/>
-          </w:tcPr>
-          <w:p>
-            <w:pPr>
+            <w:tcW w:type="dxa" w:w="2352"/>
+            <w:tcBorders>
+              <w:top w:val="single" w:color="000000" w:sz="4"/>
+              <w:left w:val="single" w:color="000000" w:sz="4"/>
+              <w:bottom w:val="single" w:color="000000" w:sz="4"/>
+              <w:right w:val="single" w:color="000000" w:sz="4"/>
+            </w:tcBorders>
+            <w:tcMar>
+              <w:top w:type="dxa" w:w="30"/>
+              <w:left w:type="dxa" w:w="70"/>
+              <w:bottom w:type="dxa" w:w="30"/>
+              <w:right w:type="dxa" w:w="70"/>
+            </w:tcMar>
+            <w:vAlign w:val="center"/>
+          </w:tcPr>
+          <w:p>
+            <w:pPr>
+              <w:keepNext w:val="false"/>
               <w:spacing w:after="0" w:before="0" w:line="240" w:lineRule="auto"/>
               <w:jc w:val="left"/>
             </w:pPr>
@@ -4388,21 +4480,21 @@
       </w:tblPr>
       <w:tblGrid>
         <w:gridCol w:w="695"/>
-        <w:gridCol w:w="715"/>
-        <w:gridCol w:w="1078"/>
-        <w:gridCol w:w="692"/>
-        <w:gridCol w:w="820"/>
-        <w:gridCol w:w="820"/>
-        <w:gridCol w:w="602"/>
-        <w:gridCol w:w="602"/>
-        <w:gridCol w:w="602"/>
-        <w:gridCol w:w="2658"/>
-        <w:gridCol w:w="820"/>
-        <w:gridCol w:w="692"/>
-        <w:gridCol w:w="692"/>
-        <w:gridCol w:w="692"/>
-        <w:gridCol w:w="949"/>
-        <w:gridCol w:w="828"/>
+        <w:gridCol w:w="827"/>
+        <w:gridCol w:w="1060"/>
+        <w:gridCol w:w="674"/>
+        <w:gridCol w:w="881"/>
+        <w:gridCol w:w="848"/>
+        <w:gridCol w:w="584"/>
+        <w:gridCol w:w="584"/>
+        <w:gridCol w:w="584"/>
+        <w:gridCol w:w="2610"/>
+        <w:gridCol w:w="848"/>
+        <w:gridCol w:w="674"/>
+        <w:gridCol w:w="674"/>
+        <w:gridCol w:w="674"/>
+        <w:gridCol w:w="931"/>
+        <w:gridCol w:w="809"/>
       </w:tblGrid>
       <w:tr>
         <w:trPr>
@@ -4429,6 +4521,7 @@
           </w:tcPr>
           <w:p>
             <w:pPr>
+              <w:keepNext/>
               <w:spacing w:after="0" w:before="0" w:line="240" w:lineRule="auto"/>
               <w:jc w:val="center"/>
             </w:pPr>
@@ -4448,7 +4541,7 @@
         </w:tc>
         <w:tc>
           <w:tcPr>
-            <w:tcW w:type="dxa" w:w="715"/>
+            <w:tcW w:type="dxa" w:w="827"/>
             <w:tcBorders>
               <w:top w:val="single" w:color="000000" w:sz="4"/>
               <w:left w:val="single" w:color="000000" w:sz="4"/>
@@ -4466,6 +4559,7 @@
           </w:tcPr>
           <w:p>
             <w:pPr>
+              <w:keepNext/>
               <w:spacing w:after="0" w:before="0" w:line="240" w:lineRule="auto"/>
               <w:jc w:val="center"/>
             </w:pPr>
@@ -4485,7 +4579,7 @@
         </w:tc>
         <w:tc>
           <w:tcPr>
-            <w:tcW w:type="dxa" w:w="1078"/>
+            <w:tcW w:type="dxa" w:w="1060"/>
             <w:tcBorders>
               <w:top w:val="single" w:color="000000" w:sz="4"/>
               <w:left w:val="single" w:color="000000" w:sz="4"/>
@@ -4503,6 +4597,7 @@
           </w:tcPr>
           <w:p>
             <w:pPr>
+              <w:keepNext/>
               <w:spacing w:after="0" w:before="0" w:line="240" w:lineRule="auto"/>
               <w:jc w:val="center"/>
             </w:pPr>
@@ -4522,7 +4617,7 @@
         </w:tc>
         <w:tc>
           <w:tcPr>
-            <w:tcW w:type="dxa" w:w="692"/>
+            <w:tcW w:type="dxa" w:w="674"/>
             <w:tcBorders>
               <w:top w:val="single" w:color="000000" w:sz="4"/>
               <w:left w:val="single" w:color="000000" w:sz="4"/>
@@ -4540,6 +4635,7 @@
           </w:tcPr>
           <w:p>
             <w:pPr>
+              <w:keepNext/>
               <w:spacing w:after="0" w:before="0" w:line="240" w:lineRule="auto"/>
               <w:jc w:val="center"/>
             </w:pPr>
@@ -4559,7 +4655,7 @@
         </w:tc>
         <w:tc>
           <w:tcPr>
-            <w:tcW w:type="dxa" w:w="820"/>
+            <w:tcW w:type="dxa" w:w="881"/>
             <w:tcBorders>
               <w:top w:val="single" w:color="000000" w:sz="4"/>
               <w:left w:val="single" w:color="000000" w:sz="4"/>
@@ -4577,6 +4673,7 @@
           </w:tcPr>
           <w:p>
             <w:pPr>
+              <w:keepNext/>
               <w:spacing w:after="0" w:before="0" w:line="240" w:lineRule="auto"/>
               <w:jc w:val="center"/>
             </w:pPr>
@@ -4596,7 +4693,7 @@
         </w:tc>
         <w:tc>
           <w:tcPr>
-            <w:tcW w:type="dxa" w:w="820"/>
+            <w:tcW w:type="dxa" w:w="848"/>
             <w:tcBorders>
               <w:top w:val="single" w:color="000000" w:sz="4"/>
               <w:left w:val="single" w:color="000000" w:sz="4"/>
@@ -4614,6 +4711,7 @@
           </w:tcPr>
           <w:p>
             <w:pPr>
+              <w:keepNext/>
               <w:spacing w:after="0" w:before="0" w:line="240" w:lineRule="auto"/>
               <w:jc w:val="center"/>
             </w:pPr>
@@ -4633,7 +4731,7 @@
         </w:tc>
         <w:tc>
           <w:tcPr>
-            <w:tcW w:type="dxa" w:w="602"/>
+            <w:tcW w:type="dxa" w:w="584"/>
             <w:tcBorders>
               <w:top w:val="single" w:color="000000" w:sz="4"/>
               <w:left w:val="single" w:color="000000" w:sz="4"/>
@@ -4651,6 +4749,7 @@
           </w:tcPr>
           <w:p>
             <w:pPr>
+              <w:keepNext/>
               <w:spacing w:after="0" w:before="0" w:line="240" w:lineRule="auto"/>
               <w:jc w:val="center"/>
             </w:pPr>
@@ -4670,7 +4769,7 @@
         </w:tc>
         <w:tc>
           <w:tcPr>
-            <w:tcW w:type="dxa" w:w="602"/>
+            <w:tcW w:type="dxa" w:w="584"/>
             <w:tcBorders>
               <w:top w:val="single" w:color="000000" w:sz="4"/>
               <w:left w:val="single" w:color="000000" w:sz="4"/>
@@ -4688,6 +4787,7 @@
           </w:tcPr>
           <w:p>
             <w:pPr>
+              <w:keepNext/>
               <w:spacing w:after="0" w:before="0" w:line="240" w:lineRule="auto"/>
               <w:jc w:val="center"/>
             </w:pPr>
@@ -4707,7 +4807,7 @@
         </w:tc>
         <w:tc>
           <w:tcPr>
-            <w:tcW w:type="dxa" w:w="602"/>
+            <w:tcW w:type="dxa" w:w="584"/>
             <w:tcBorders>
               <w:top w:val="single" w:color="000000" w:sz="4"/>
               <w:left w:val="single" w:color="000000" w:sz="4"/>
@@ -4725,6 +4825,7 @@
           </w:tcPr>
           <w:p>
             <w:pPr>
+              <w:keepNext/>
               <w:spacing w:after="0" w:before="0" w:line="240" w:lineRule="auto"/>
               <w:jc w:val="center"/>
             </w:pPr>
@@ -4744,7 +4845,7 @@
         </w:tc>
         <w:tc>
           <w:tcPr>
-            <w:tcW w:type="dxa" w:w="2658"/>
+            <w:tcW w:type="dxa" w:w="2610"/>
             <w:tcBorders>
               <w:top w:val="single" w:color="000000" w:sz="4"/>
               <w:left w:val="single" w:color="000000" w:sz="4"/>
@@ -4762,6 +4863,7 @@
           </w:tcPr>
           <w:p>
             <w:pPr>
+              <w:keepNext/>
               <w:spacing w:after="0" w:before="0" w:line="240" w:lineRule="auto"/>
               <w:jc w:val="center"/>
             </w:pPr>
@@ -4781,7 +4883,7 @@
         </w:tc>
         <w:tc>
           <w:tcPr>
-            <w:tcW w:type="dxa" w:w="820"/>
+            <w:tcW w:type="dxa" w:w="848"/>
             <w:tcBorders>
               <w:top w:val="single" w:color="000000" w:sz="4"/>
               <w:left w:val="single" w:color="000000" w:sz="4"/>
@@ -4799,6 +4901,7 @@
           </w:tcPr>
           <w:p>
             <w:pPr>
+              <w:keepNext/>
               <w:spacing w:after="0" w:before="0" w:line="240" w:lineRule="auto"/>
               <w:jc w:val="center"/>
             </w:pPr>
@@ -4818,7 +4921,7 @@
         </w:tc>
         <w:tc>
           <w:tcPr>
-            <w:tcW w:type="dxa" w:w="692"/>
+            <w:tcW w:type="dxa" w:w="674"/>
             <w:tcBorders>
               <w:top w:val="single" w:color="000000" w:sz="4"/>
               <w:left w:val="single" w:color="000000" w:sz="4"/>
@@ -4836,6 +4939,7 @@
           </w:tcPr>
           <w:p>
             <w:pPr>
+              <w:keepNext/>
               <w:spacing w:after="0" w:before="0" w:line="240" w:lineRule="auto"/>
               <w:jc w:val="center"/>
             </w:pPr>
@@ -4855,7 +4959,7 @@
         </w:tc>
         <w:tc>
           <w:tcPr>
-            <w:tcW w:type="dxa" w:w="692"/>
+            <w:tcW w:type="dxa" w:w="674"/>
             <w:tcBorders>
               <w:top w:val="single" w:color="000000" w:sz="4"/>
               <w:left w:val="single" w:color="000000" w:sz="4"/>
@@ -4873,6 +4977,7 @@
           </w:tcPr>
           <w:p>
             <w:pPr>
+              <w:keepNext/>
               <w:spacing w:after="0" w:before="0" w:line="240" w:lineRule="auto"/>
               <w:jc w:val="center"/>
             </w:pPr>
@@ -4892,7 +4997,7 @@
         </w:tc>
         <w:tc>
           <w:tcPr>
-            <w:tcW w:type="dxa" w:w="692"/>
+            <w:tcW w:type="dxa" w:w="674"/>
             <w:tcBorders>
               <w:top w:val="single" w:color="000000" w:sz="4"/>
               <w:left w:val="single" w:color="000000" w:sz="4"/>
@@ -4910,6 +5015,7 @@
           </w:tcPr>
           <w:p>
             <w:pPr>
+              <w:keepNext/>
               <w:spacing w:after="0" w:before="0" w:line="240" w:lineRule="auto"/>
               <w:jc w:val="center"/>
             </w:pPr>
@@ -4929,7 +5035,7 @@
         </w:tc>
         <w:tc>
           <w:tcPr>
-            <w:tcW w:type="dxa" w:w="949"/>
+            <w:tcW w:type="dxa" w:w="931"/>
             <w:tcBorders>
               <w:top w:val="single" w:color="000000" w:sz="4"/>
               <w:left w:val="single" w:color="000000" w:sz="4"/>
@@ -4947,6 +5053,7 @@
           </w:tcPr>
           <w:p>
             <w:pPr>
+              <w:keepNext/>
               <w:spacing w:after="0" w:before="0" w:line="240" w:lineRule="auto"/>
               <w:jc w:val="center"/>
             </w:pPr>
@@ -4966,7 +5073,7 @@
         </w:tc>
         <w:tc>
           <w:tcPr>
-            <w:tcW w:type="dxa" w:w="828"/>
+            <w:tcW w:type="dxa" w:w="809"/>
             <w:tcBorders>
               <w:top w:val="single" w:color="000000" w:sz="4"/>
               <w:left w:val="single" w:color="000000" w:sz="4"/>
@@ -4984,6 +5091,7 @@
           </w:tcPr>
           <w:p>
             <w:pPr>
+              <w:keepNext/>
               <w:spacing w:after="0" w:before="0" w:line="240" w:lineRule="auto"/>
               <w:jc w:val="center"/>
             </w:pPr>
@@ -5026,6 +5134,7 @@
           </w:tcPr>
           <w:p>
             <w:pPr>
+              <w:keepNext w:val="false"/>
               <w:spacing w:after="0" w:before="0" w:line="240" w:lineRule="auto"/>
               <w:jc w:val="left"/>
             </w:pPr>
@@ -5045,23 +5154,24 @@
         </w:tc>
         <w:tc>
           <w:tcPr>
-            <w:tcW w:type="dxa" w:w="715"/>
-            <w:tcBorders>
-              <w:top w:val="single" w:color="000000" w:sz="4"/>
-              <w:left w:val="single" w:color="000000" w:sz="4"/>
-              <w:bottom w:val="single" w:color="000000" w:sz="4"/>
-              <w:right w:val="single" w:color="000000" w:sz="4"/>
-            </w:tcBorders>
-            <w:tcMar>
-              <w:top w:type="dxa" w:w="30"/>
-              <w:left w:type="dxa" w:w="70"/>
-              <w:bottom w:type="dxa" w:w="30"/>
-              <w:right w:type="dxa" w:w="70"/>
-            </w:tcMar>
-            <w:vAlign w:val="center"/>
-          </w:tcPr>
-          <w:p>
-            <w:pPr>
+            <w:tcW w:type="dxa" w:w="827"/>
+            <w:tcBorders>
+              <w:top w:val="single" w:color="000000" w:sz="4"/>
+              <w:left w:val="single" w:color="000000" w:sz="4"/>
+              <w:bottom w:val="single" w:color="000000" w:sz="4"/>
+              <w:right w:val="single" w:color="000000" w:sz="4"/>
+            </w:tcBorders>
+            <w:tcMar>
+              <w:top w:type="dxa" w:w="30"/>
+              <w:left w:type="dxa" w:w="70"/>
+              <w:bottom w:type="dxa" w:w="30"/>
+              <w:right w:type="dxa" w:w="70"/>
+            </w:tcMar>
+            <w:vAlign w:val="center"/>
+          </w:tcPr>
+          <w:p>
+            <w:pPr>
+              <w:keepNext w:val="false"/>
               <w:spacing w:after="0" w:before="0" w:line="240" w:lineRule="auto"/>
               <w:jc w:val="left"/>
             </w:pPr>
@@ -5081,335 +5191,349 @@
         </w:tc>
         <w:tc>
           <w:tcPr>
-            <w:tcW w:type="dxa" w:w="1078"/>
-            <w:tcBorders>
-              <w:top w:val="single" w:color="000000" w:sz="4"/>
-              <w:left w:val="single" w:color="000000" w:sz="4"/>
-              <w:bottom w:val="single" w:color="000000" w:sz="4"/>
-              <w:right w:val="single" w:color="000000" w:sz="4"/>
-            </w:tcBorders>
-            <w:tcMar>
-              <w:top w:type="dxa" w:w="30"/>
-              <w:left w:type="dxa" w:w="70"/>
-              <w:bottom w:type="dxa" w:w="30"/>
-              <w:right w:type="dxa" w:w="70"/>
-            </w:tcMar>
-            <w:vAlign w:val="center"/>
-          </w:tcPr>
-          <w:p>
-            <w:pPr>
-              <w:spacing w:after="0" w:before="0" w:line="240" w:lineRule="auto"/>
-              <w:jc w:val="left"/>
-            </w:pPr>
-          </w:p>
-        </w:tc>
-        <w:tc>
-          <w:tcPr>
-            <w:tcW w:type="dxa" w:w="692"/>
-            <w:tcBorders>
-              <w:top w:val="single" w:color="000000" w:sz="4"/>
-              <w:left w:val="single" w:color="000000" w:sz="4"/>
-              <w:bottom w:val="single" w:color="000000" w:sz="4"/>
-              <w:right w:val="single" w:color="000000" w:sz="4"/>
-            </w:tcBorders>
-            <w:tcMar>
-              <w:top w:type="dxa" w:w="30"/>
-              <w:left w:type="dxa" w:w="70"/>
-              <w:bottom w:type="dxa" w:w="30"/>
-              <w:right w:type="dxa" w:w="70"/>
-            </w:tcMar>
-            <w:vAlign w:val="center"/>
-          </w:tcPr>
-          <w:p>
-            <w:pPr>
-              <w:spacing w:after="0" w:before="0" w:line="240" w:lineRule="auto"/>
-              <w:jc w:val="left"/>
-            </w:pPr>
-          </w:p>
-        </w:tc>
-        <w:tc>
-          <w:tcPr>
-            <w:tcW w:type="dxa" w:w="820"/>
-            <w:tcBorders>
-              <w:top w:val="single" w:color="000000" w:sz="4"/>
-              <w:left w:val="single" w:color="000000" w:sz="4"/>
-              <w:bottom w:val="single" w:color="000000" w:sz="4"/>
-              <w:right w:val="single" w:color="000000" w:sz="4"/>
-            </w:tcBorders>
-            <w:tcMar>
-              <w:top w:type="dxa" w:w="30"/>
-              <w:left w:type="dxa" w:w="70"/>
-              <w:bottom w:type="dxa" w:w="30"/>
-              <w:right w:type="dxa" w:w="70"/>
-            </w:tcMar>
-            <w:vAlign w:val="center"/>
-          </w:tcPr>
-          <w:p>
-            <w:pPr>
-              <w:spacing w:after="0" w:before="0" w:line="240" w:lineRule="auto"/>
-              <w:jc w:val="left"/>
-            </w:pPr>
-          </w:p>
-        </w:tc>
-        <w:tc>
-          <w:tcPr>
-            <w:tcW w:type="dxa" w:w="820"/>
-            <w:tcBorders>
-              <w:top w:val="single" w:color="000000" w:sz="4"/>
-              <w:left w:val="single" w:color="000000" w:sz="4"/>
-              <w:bottom w:val="single" w:color="000000" w:sz="4"/>
-              <w:right w:val="single" w:color="000000" w:sz="4"/>
-            </w:tcBorders>
-            <w:tcMar>
-              <w:top w:type="dxa" w:w="30"/>
-              <w:left w:type="dxa" w:w="70"/>
-              <w:bottom w:type="dxa" w:w="30"/>
-              <w:right w:type="dxa" w:w="70"/>
-            </w:tcMar>
-            <w:vAlign w:val="center"/>
-          </w:tcPr>
-          <w:p>
-            <w:pPr>
-              <w:spacing w:after="0" w:before="0" w:line="240" w:lineRule="auto"/>
-              <w:jc w:val="left"/>
-            </w:pPr>
-          </w:p>
-        </w:tc>
-        <w:tc>
-          <w:tcPr>
-            <w:tcW w:type="dxa" w:w="602"/>
-            <w:tcBorders>
-              <w:top w:val="single" w:color="000000" w:sz="4"/>
-              <w:left w:val="single" w:color="000000" w:sz="4"/>
-              <w:bottom w:val="single" w:color="000000" w:sz="4"/>
-              <w:right w:val="single" w:color="000000" w:sz="4"/>
-            </w:tcBorders>
-            <w:tcMar>
-              <w:top w:type="dxa" w:w="30"/>
-              <w:left w:type="dxa" w:w="70"/>
-              <w:bottom w:type="dxa" w:w="30"/>
-              <w:right w:type="dxa" w:w="70"/>
-            </w:tcMar>
-            <w:vAlign w:val="center"/>
-          </w:tcPr>
-          <w:p>
-            <w:pPr>
-              <w:spacing w:after="0" w:before="0" w:line="240" w:lineRule="auto"/>
-              <w:jc w:val="left"/>
-            </w:pPr>
-          </w:p>
-        </w:tc>
-        <w:tc>
-          <w:tcPr>
-            <w:tcW w:type="dxa" w:w="602"/>
-            <w:tcBorders>
-              <w:top w:val="single" w:color="000000" w:sz="4"/>
-              <w:left w:val="single" w:color="000000" w:sz="4"/>
-              <w:bottom w:val="single" w:color="000000" w:sz="4"/>
-              <w:right w:val="single" w:color="000000" w:sz="4"/>
-            </w:tcBorders>
-            <w:tcMar>
-              <w:top w:type="dxa" w:w="30"/>
-              <w:left w:type="dxa" w:w="70"/>
-              <w:bottom w:type="dxa" w:w="30"/>
-              <w:right w:type="dxa" w:w="70"/>
-            </w:tcMar>
-            <w:vAlign w:val="center"/>
-          </w:tcPr>
-          <w:p>
-            <w:pPr>
-              <w:spacing w:after="0" w:before="0" w:line="240" w:lineRule="auto"/>
-              <w:jc w:val="left"/>
-            </w:pPr>
-          </w:p>
-        </w:tc>
-        <w:tc>
-          <w:tcPr>
-            <w:tcW w:type="dxa" w:w="602"/>
-            <w:tcBorders>
-              <w:top w:val="single" w:color="000000" w:sz="4"/>
-              <w:left w:val="single" w:color="000000" w:sz="4"/>
-              <w:bottom w:val="single" w:color="000000" w:sz="4"/>
-              <w:right w:val="single" w:color="000000" w:sz="4"/>
-            </w:tcBorders>
-            <w:tcMar>
-              <w:top w:type="dxa" w:w="30"/>
-              <w:left w:type="dxa" w:w="70"/>
-              <w:bottom w:type="dxa" w:w="30"/>
-              <w:right w:type="dxa" w:w="70"/>
-            </w:tcMar>
-            <w:vAlign w:val="center"/>
-          </w:tcPr>
-          <w:p>
-            <w:pPr>
-              <w:spacing w:after="0" w:before="0" w:line="240" w:lineRule="auto"/>
-              <w:jc w:val="left"/>
-            </w:pPr>
-          </w:p>
-        </w:tc>
-        <w:tc>
-          <w:tcPr>
-            <w:tcW w:type="dxa" w:w="2658"/>
-            <w:tcBorders>
-              <w:top w:val="single" w:color="000000" w:sz="4"/>
-              <w:left w:val="single" w:color="000000" w:sz="4"/>
-              <w:bottom w:val="single" w:color="000000" w:sz="4"/>
-              <w:right w:val="single" w:color="000000" w:sz="4"/>
-            </w:tcBorders>
-            <w:tcMar>
-              <w:top w:type="dxa" w:w="30"/>
-              <w:left w:type="dxa" w:w="70"/>
-              <w:bottom w:type="dxa" w:w="30"/>
-              <w:right w:type="dxa" w:w="70"/>
-            </w:tcMar>
-            <w:vAlign w:val="center"/>
-          </w:tcPr>
-          <w:p>
-            <w:pPr>
-              <w:spacing w:after="0" w:before="0" w:line="240" w:lineRule="auto"/>
-              <w:jc w:val="left"/>
-            </w:pPr>
-          </w:p>
-        </w:tc>
-        <w:tc>
-          <w:tcPr>
-            <w:tcW w:type="dxa" w:w="820"/>
-            <w:tcBorders>
-              <w:top w:val="single" w:color="000000" w:sz="4"/>
-              <w:left w:val="single" w:color="000000" w:sz="4"/>
-              <w:bottom w:val="single" w:color="000000" w:sz="4"/>
-              <w:right w:val="single" w:color="000000" w:sz="4"/>
-            </w:tcBorders>
-            <w:tcMar>
-              <w:top w:type="dxa" w:w="30"/>
-              <w:left w:type="dxa" w:w="70"/>
-              <w:bottom w:type="dxa" w:w="30"/>
-              <w:right w:type="dxa" w:w="70"/>
-            </w:tcMar>
-            <w:vAlign w:val="center"/>
-          </w:tcPr>
-          <w:p>
-            <w:pPr>
-              <w:spacing w:after="0" w:before="0" w:line="240" w:lineRule="auto"/>
-              <w:jc w:val="left"/>
-            </w:pPr>
-          </w:p>
-        </w:tc>
-        <w:tc>
-          <w:tcPr>
-            <w:tcW w:type="dxa" w:w="692"/>
-            <w:tcBorders>
-              <w:top w:val="single" w:color="000000" w:sz="4"/>
-              <w:left w:val="single" w:color="000000" w:sz="4"/>
-              <w:bottom w:val="single" w:color="000000" w:sz="4"/>
-              <w:right w:val="single" w:color="000000" w:sz="4"/>
-            </w:tcBorders>
-            <w:tcMar>
-              <w:top w:type="dxa" w:w="30"/>
-              <w:left w:type="dxa" w:w="70"/>
-              <w:bottom w:type="dxa" w:w="30"/>
-              <w:right w:type="dxa" w:w="70"/>
-            </w:tcMar>
-            <w:vAlign w:val="center"/>
-          </w:tcPr>
-          <w:p>
-            <w:pPr>
-              <w:spacing w:after="0" w:before="0" w:line="240" w:lineRule="auto"/>
-              <w:jc w:val="left"/>
-            </w:pPr>
-          </w:p>
-        </w:tc>
-        <w:tc>
-          <w:tcPr>
-            <w:tcW w:type="dxa" w:w="692"/>
-            <w:tcBorders>
-              <w:top w:val="single" w:color="000000" w:sz="4"/>
-              <w:left w:val="single" w:color="000000" w:sz="4"/>
-              <w:bottom w:val="single" w:color="000000" w:sz="4"/>
-              <w:right w:val="single" w:color="000000" w:sz="4"/>
-            </w:tcBorders>
-            <w:tcMar>
-              <w:top w:type="dxa" w:w="30"/>
-              <w:left w:type="dxa" w:w="70"/>
-              <w:bottom w:type="dxa" w:w="30"/>
-              <w:right w:type="dxa" w:w="70"/>
-            </w:tcMar>
-            <w:vAlign w:val="center"/>
-          </w:tcPr>
-          <w:p>
-            <w:pPr>
-              <w:spacing w:after="0" w:before="0" w:line="240" w:lineRule="auto"/>
-              <w:jc w:val="left"/>
-            </w:pPr>
-          </w:p>
-        </w:tc>
-        <w:tc>
-          <w:tcPr>
-            <w:tcW w:type="dxa" w:w="692"/>
-            <w:tcBorders>
-              <w:top w:val="single" w:color="000000" w:sz="4"/>
-              <w:left w:val="single" w:color="000000" w:sz="4"/>
-              <w:bottom w:val="single" w:color="000000" w:sz="4"/>
-              <w:right w:val="single" w:color="000000" w:sz="4"/>
-            </w:tcBorders>
-            <w:tcMar>
-              <w:top w:type="dxa" w:w="30"/>
-              <w:left w:type="dxa" w:w="70"/>
-              <w:bottom w:type="dxa" w:w="30"/>
-              <w:right w:type="dxa" w:w="70"/>
-            </w:tcMar>
-            <w:vAlign w:val="center"/>
-          </w:tcPr>
-          <w:p>
-            <w:pPr>
-              <w:spacing w:after="0" w:before="0" w:line="240" w:lineRule="auto"/>
-              <w:jc w:val="left"/>
-            </w:pPr>
-          </w:p>
-        </w:tc>
-        <w:tc>
-          <w:tcPr>
-            <w:tcW w:type="dxa" w:w="949"/>
-            <w:tcBorders>
-              <w:top w:val="single" w:color="000000" w:sz="4"/>
-              <w:left w:val="single" w:color="000000" w:sz="4"/>
-              <w:bottom w:val="single" w:color="000000" w:sz="4"/>
-              <w:right w:val="single" w:color="000000" w:sz="4"/>
-            </w:tcBorders>
-            <w:tcMar>
-              <w:top w:type="dxa" w:w="30"/>
-              <w:left w:type="dxa" w:w="70"/>
-              <w:bottom w:type="dxa" w:w="30"/>
-              <w:right w:type="dxa" w:w="70"/>
-            </w:tcMar>
-            <w:vAlign w:val="center"/>
-          </w:tcPr>
-          <w:p>
-            <w:pPr>
-              <w:spacing w:after="0" w:before="0" w:line="240" w:lineRule="auto"/>
-              <w:jc w:val="left"/>
-            </w:pPr>
-          </w:p>
-        </w:tc>
-        <w:tc>
-          <w:tcPr>
-            <w:tcW w:type="dxa" w:w="828"/>
-            <w:tcBorders>
-              <w:top w:val="single" w:color="000000" w:sz="4"/>
-              <w:left w:val="single" w:color="000000" w:sz="4"/>
-              <w:bottom w:val="single" w:color="000000" w:sz="4"/>
-              <w:right w:val="single" w:color="000000" w:sz="4"/>
-            </w:tcBorders>
-            <w:tcMar>
-              <w:top w:type="dxa" w:w="30"/>
-              <w:left w:type="dxa" w:w="70"/>
-              <w:bottom w:type="dxa" w:w="30"/>
-              <w:right w:type="dxa" w:w="70"/>
-            </w:tcMar>
-            <w:vAlign w:val="center"/>
-          </w:tcPr>
-          <w:p>
-            <w:pPr>
+            <w:tcW w:type="dxa" w:w="1060"/>
+            <w:tcBorders>
+              <w:top w:val="single" w:color="000000" w:sz="4"/>
+              <w:left w:val="single" w:color="000000" w:sz="4"/>
+              <w:bottom w:val="single" w:color="000000" w:sz="4"/>
+              <w:right w:val="single" w:color="000000" w:sz="4"/>
+            </w:tcBorders>
+            <w:tcMar>
+              <w:top w:type="dxa" w:w="30"/>
+              <w:left w:type="dxa" w:w="70"/>
+              <w:bottom w:type="dxa" w:w="30"/>
+              <w:right w:type="dxa" w:w="70"/>
+            </w:tcMar>
+            <w:vAlign w:val="center"/>
+          </w:tcPr>
+          <w:p>
+            <w:pPr>
+              <w:keepNext w:val="false"/>
+              <w:spacing w:after="0" w:before="0" w:line="240" w:lineRule="auto"/>
+              <w:jc w:val="left"/>
+            </w:pPr>
+          </w:p>
+        </w:tc>
+        <w:tc>
+          <w:tcPr>
+            <w:tcW w:type="dxa" w:w="674"/>
+            <w:tcBorders>
+              <w:top w:val="single" w:color="000000" w:sz="4"/>
+              <w:left w:val="single" w:color="000000" w:sz="4"/>
+              <w:bottom w:val="single" w:color="000000" w:sz="4"/>
+              <w:right w:val="single" w:color="000000" w:sz="4"/>
+            </w:tcBorders>
+            <w:tcMar>
+              <w:top w:type="dxa" w:w="30"/>
+              <w:left w:type="dxa" w:w="70"/>
+              <w:bottom w:type="dxa" w:w="30"/>
+              <w:right w:type="dxa" w:w="70"/>
+            </w:tcMar>
+            <w:vAlign w:val="center"/>
+          </w:tcPr>
+          <w:p>
+            <w:pPr>
+              <w:keepNext w:val="false"/>
+              <w:spacing w:after="0" w:before="0" w:line="240" w:lineRule="auto"/>
+              <w:jc w:val="left"/>
+            </w:pPr>
+          </w:p>
+        </w:tc>
+        <w:tc>
+          <w:tcPr>
+            <w:tcW w:type="dxa" w:w="881"/>
+            <w:tcBorders>
+              <w:top w:val="single" w:color="000000" w:sz="4"/>
+              <w:left w:val="single" w:color="000000" w:sz="4"/>
+              <w:bottom w:val="single" w:color="000000" w:sz="4"/>
+              <w:right w:val="single" w:color="000000" w:sz="4"/>
+            </w:tcBorders>
+            <w:tcMar>
+              <w:top w:type="dxa" w:w="30"/>
+              <w:left w:type="dxa" w:w="70"/>
+              <w:bottom w:type="dxa" w:w="30"/>
+              <w:right w:type="dxa" w:w="70"/>
+            </w:tcMar>
+            <w:vAlign w:val="center"/>
+          </w:tcPr>
+          <w:p>
+            <w:pPr>
+              <w:keepNext w:val="false"/>
+              <w:spacing w:after="0" w:before="0" w:line="240" w:lineRule="auto"/>
+              <w:jc w:val="left"/>
+            </w:pPr>
+          </w:p>
+        </w:tc>
+        <w:tc>
+          <w:tcPr>
+            <w:tcW w:type="dxa" w:w="848"/>
+            <w:tcBorders>
+              <w:top w:val="single" w:color="000000" w:sz="4"/>
+              <w:left w:val="single" w:color="000000" w:sz="4"/>
+              <w:bottom w:val="single" w:color="000000" w:sz="4"/>
+              <w:right w:val="single" w:color="000000" w:sz="4"/>
+            </w:tcBorders>
+            <w:tcMar>
+              <w:top w:type="dxa" w:w="30"/>
+              <w:left w:type="dxa" w:w="70"/>
+              <w:bottom w:type="dxa" w:w="30"/>
+              <w:right w:type="dxa" w:w="70"/>
+            </w:tcMar>
+            <w:vAlign w:val="center"/>
+          </w:tcPr>
+          <w:p>
+            <w:pPr>
+              <w:keepNext w:val="false"/>
+              <w:spacing w:after="0" w:before="0" w:line="240" w:lineRule="auto"/>
+              <w:jc w:val="left"/>
+            </w:pPr>
+          </w:p>
+        </w:tc>
+        <w:tc>
+          <w:tcPr>
+            <w:tcW w:type="dxa" w:w="584"/>
+            <w:tcBorders>
+              <w:top w:val="single" w:color="000000" w:sz="4"/>
+              <w:left w:val="single" w:color="000000" w:sz="4"/>
+              <w:bottom w:val="single" w:color="000000" w:sz="4"/>
+              <w:right w:val="single" w:color="000000" w:sz="4"/>
+            </w:tcBorders>
+            <w:tcMar>
+              <w:top w:type="dxa" w:w="30"/>
+              <w:left w:type="dxa" w:w="70"/>
+              <w:bottom w:type="dxa" w:w="30"/>
+              <w:right w:type="dxa" w:w="70"/>
+            </w:tcMar>
+            <w:vAlign w:val="center"/>
+          </w:tcPr>
+          <w:p>
+            <w:pPr>
+              <w:keepNext w:val="false"/>
+              <w:spacing w:after="0" w:before="0" w:line="240" w:lineRule="auto"/>
+              <w:jc w:val="left"/>
+            </w:pPr>
+          </w:p>
+        </w:tc>
+        <w:tc>
+          <w:tcPr>
+            <w:tcW w:type="dxa" w:w="584"/>
+            <w:tcBorders>
+              <w:top w:val="single" w:color="000000" w:sz="4"/>
+              <w:left w:val="single" w:color="000000" w:sz="4"/>
+              <w:bottom w:val="single" w:color="000000" w:sz="4"/>
+              <w:right w:val="single" w:color="000000" w:sz="4"/>
+            </w:tcBorders>
+            <w:tcMar>
+              <w:top w:type="dxa" w:w="30"/>
+              <w:left w:type="dxa" w:w="70"/>
+              <w:bottom w:type="dxa" w:w="30"/>
+              <w:right w:type="dxa" w:w="70"/>
+            </w:tcMar>
+            <w:vAlign w:val="center"/>
+          </w:tcPr>
+          <w:p>
+            <w:pPr>
+              <w:keepNext w:val="false"/>
+              <w:spacing w:after="0" w:before="0" w:line="240" w:lineRule="auto"/>
+              <w:jc w:val="left"/>
+            </w:pPr>
+          </w:p>
+        </w:tc>
+        <w:tc>
+          <w:tcPr>
+            <w:tcW w:type="dxa" w:w="584"/>
+            <w:tcBorders>
+              <w:top w:val="single" w:color="000000" w:sz="4"/>
+              <w:left w:val="single" w:color="000000" w:sz="4"/>
+              <w:bottom w:val="single" w:color="000000" w:sz="4"/>
+              <w:right w:val="single" w:color="000000" w:sz="4"/>
+            </w:tcBorders>
+            <w:tcMar>
+              <w:top w:type="dxa" w:w="30"/>
+              <w:left w:type="dxa" w:w="70"/>
+              <w:bottom w:type="dxa" w:w="30"/>
+              <w:right w:type="dxa" w:w="70"/>
+            </w:tcMar>
+            <w:vAlign w:val="center"/>
+          </w:tcPr>
+          <w:p>
+            <w:pPr>
+              <w:keepNext w:val="false"/>
+              <w:spacing w:after="0" w:before="0" w:line="240" w:lineRule="auto"/>
+              <w:jc w:val="left"/>
+            </w:pPr>
+          </w:p>
+        </w:tc>
+        <w:tc>
+          <w:tcPr>
+            <w:tcW w:type="dxa" w:w="2610"/>
+            <w:tcBorders>
+              <w:top w:val="single" w:color="000000" w:sz="4"/>
+              <w:left w:val="single" w:color="000000" w:sz="4"/>
+              <w:bottom w:val="single" w:color="000000" w:sz="4"/>
+              <w:right w:val="single" w:color="000000" w:sz="4"/>
+            </w:tcBorders>
+            <w:tcMar>
+              <w:top w:type="dxa" w:w="30"/>
+              <w:left w:type="dxa" w:w="70"/>
+              <w:bottom w:type="dxa" w:w="30"/>
+              <w:right w:type="dxa" w:w="70"/>
+            </w:tcMar>
+            <w:vAlign w:val="center"/>
+          </w:tcPr>
+          <w:p>
+            <w:pPr>
+              <w:keepNext w:val="false"/>
+              <w:spacing w:after="0" w:before="0" w:line="240" w:lineRule="auto"/>
+              <w:jc w:val="left"/>
+            </w:pPr>
+          </w:p>
+        </w:tc>
+        <w:tc>
+          <w:tcPr>
+            <w:tcW w:type="dxa" w:w="848"/>
+            <w:tcBorders>
+              <w:top w:val="single" w:color="000000" w:sz="4"/>
+              <w:left w:val="single" w:color="000000" w:sz="4"/>
+              <w:bottom w:val="single" w:color="000000" w:sz="4"/>
+              <w:right w:val="single" w:color="000000" w:sz="4"/>
+            </w:tcBorders>
+            <w:tcMar>
+              <w:top w:type="dxa" w:w="30"/>
+              <w:left w:type="dxa" w:w="70"/>
+              <w:bottom w:type="dxa" w:w="30"/>
+              <w:right w:type="dxa" w:w="70"/>
+            </w:tcMar>
+            <w:vAlign w:val="center"/>
+          </w:tcPr>
+          <w:p>
+            <w:pPr>
+              <w:keepNext w:val="false"/>
+              <w:spacing w:after="0" w:before="0" w:line="240" w:lineRule="auto"/>
+              <w:jc w:val="left"/>
+            </w:pPr>
+          </w:p>
+        </w:tc>
+        <w:tc>
+          <w:tcPr>
+            <w:tcW w:type="dxa" w:w="674"/>
+            <w:tcBorders>
+              <w:top w:val="single" w:color="000000" w:sz="4"/>
+              <w:left w:val="single" w:color="000000" w:sz="4"/>
+              <w:bottom w:val="single" w:color="000000" w:sz="4"/>
+              <w:right w:val="single" w:color="000000" w:sz="4"/>
+            </w:tcBorders>
+            <w:tcMar>
+              <w:top w:type="dxa" w:w="30"/>
+              <w:left w:type="dxa" w:w="70"/>
+              <w:bottom w:type="dxa" w:w="30"/>
+              <w:right w:type="dxa" w:w="70"/>
+            </w:tcMar>
+            <w:vAlign w:val="center"/>
+          </w:tcPr>
+          <w:p>
+            <w:pPr>
+              <w:keepNext w:val="false"/>
+              <w:spacing w:after="0" w:before="0" w:line="240" w:lineRule="auto"/>
+              <w:jc w:val="left"/>
+            </w:pPr>
+          </w:p>
+        </w:tc>
+        <w:tc>
+          <w:tcPr>
+            <w:tcW w:type="dxa" w:w="674"/>
+            <w:tcBorders>
+              <w:top w:val="single" w:color="000000" w:sz="4"/>
+              <w:left w:val="single" w:color="000000" w:sz="4"/>
+              <w:bottom w:val="single" w:color="000000" w:sz="4"/>
+              <w:right w:val="single" w:color="000000" w:sz="4"/>
+            </w:tcBorders>
+            <w:tcMar>
+              <w:top w:type="dxa" w:w="30"/>
+              <w:left w:type="dxa" w:w="70"/>
+              <w:bottom w:type="dxa" w:w="30"/>
+              <w:right w:type="dxa" w:w="70"/>
+            </w:tcMar>
+            <w:vAlign w:val="center"/>
+          </w:tcPr>
+          <w:p>
+            <w:pPr>
+              <w:keepNext w:val="false"/>
+              <w:spacing w:after="0" w:before="0" w:line="240" w:lineRule="auto"/>
+              <w:jc w:val="left"/>
+            </w:pPr>
+          </w:p>
+        </w:tc>
+        <w:tc>
+          <w:tcPr>
+            <w:tcW w:type="dxa" w:w="674"/>
+            <w:tcBorders>
+              <w:top w:val="single" w:color="000000" w:sz="4"/>
+              <w:left w:val="single" w:color="000000" w:sz="4"/>
+              <w:bottom w:val="single" w:color="000000" w:sz="4"/>
+              <w:right w:val="single" w:color="000000" w:sz="4"/>
+            </w:tcBorders>
+            <w:tcMar>
+              <w:top w:type="dxa" w:w="30"/>
+              <w:left w:type="dxa" w:w="70"/>
+              <w:bottom w:type="dxa" w:w="30"/>
+              <w:right w:type="dxa" w:w="70"/>
+            </w:tcMar>
+            <w:vAlign w:val="center"/>
+          </w:tcPr>
+          <w:p>
+            <w:pPr>
+              <w:keepNext w:val="false"/>
+              <w:spacing w:after="0" w:before="0" w:line="240" w:lineRule="auto"/>
+              <w:jc w:val="left"/>
+            </w:pPr>
+          </w:p>
+        </w:tc>
+        <w:tc>
+          <w:tcPr>
+            <w:tcW w:type="dxa" w:w="931"/>
+            <w:tcBorders>
+              <w:top w:val="single" w:color="000000" w:sz="4"/>
+              <w:left w:val="single" w:color="000000" w:sz="4"/>
+              <w:bottom w:val="single" w:color="000000" w:sz="4"/>
+              <w:right w:val="single" w:color="000000" w:sz="4"/>
+            </w:tcBorders>
+            <w:tcMar>
+              <w:top w:type="dxa" w:w="30"/>
+              <w:left w:type="dxa" w:w="70"/>
+              <w:bottom w:type="dxa" w:w="30"/>
+              <w:right w:type="dxa" w:w="70"/>
+            </w:tcMar>
+            <w:vAlign w:val="center"/>
+          </w:tcPr>
+          <w:p>
+            <w:pPr>
+              <w:keepNext w:val="false"/>
+              <w:spacing w:after="0" w:before="0" w:line="240" w:lineRule="auto"/>
+              <w:jc w:val="left"/>
+            </w:pPr>
+          </w:p>
+        </w:tc>
+        <w:tc>
+          <w:tcPr>
+            <w:tcW w:type="dxa" w:w="809"/>
+            <w:tcBorders>
+              <w:top w:val="single" w:color="000000" w:sz="4"/>
+              <w:left w:val="single" w:color="000000" w:sz="4"/>
+              <w:bottom w:val="single" w:color="000000" w:sz="4"/>
+              <w:right w:val="single" w:color="000000" w:sz="4"/>
+            </w:tcBorders>
+            <w:tcMar>
+              <w:top w:type="dxa" w:w="30"/>
+              <w:left w:type="dxa" w:w="70"/>
+              <w:bottom w:type="dxa" w:w="30"/>
+              <w:right w:type="dxa" w:w="70"/>
+            </w:tcMar>
+            <w:vAlign w:val="center"/>
+          </w:tcPr>
+          <w:p>
+            <w:pPr>
+              <w:keepNext w:val="false"/>
               <w:spacing w:after="0" w:before="0" w:line="240" w:lineRule="auto"/>
               <w:jc w:val="left"/>
             </w:pPr>
